--- a/hub/files/PA6.docx
+++ b/hub/files/PA6.docx
@@ -405,7 +405,7 @@
                 <w:b/>
                 <w:sz w:val="19"/>
               </w:rPr>
-              <w:t>Difference</w:t>
+              <w:t>Differences</w:t>
             </w:r>
             <w:r>
               <w:rPr>
@@ -591,7 +591,7 @@
         <w:t>Number your research questions</w:t>
       </w:r>
       <w:r>
-        <w:t xml:space="preserve"> (revised per PA3 feedback): ≥ 10 total, each labeled Descriptive / Difference / Association, with ≥ 1 Difference and ≥ 1 Association.</w:t>
+        <w:t xml:space="preserve"> (revised per PA3 feedback): ≥ 10 total, each labeled Descriptive / Differences / Association, with ≥ 1 Differences and ≥ 1 Association.</w:t>
       </w:r>
     </w:p>
     <w:p>
@@ -605,7 +605,7 @@
         <w:t>Fill one RQ card per question</w:t>
       </w:r>
       <w:r>
-        <w:t xml:space="preserve"> (Appendix A): aytm Q#, variables — grouping vs. analysis separated for Difference RQs — level of measurement, the descriptive statistic OR statistical test, and the expected output.</w:t>
+        <w:t xml:space="preserve"> (Appendix A): aytm Q#, variables — grouping vs. analysis separated for Differences RQs — level of measurement, the descriptive statistic OR statistical test, and the expected output.</w:t>
       </w:r>
     </w:p>
     <w:p>
@@ -678,7 +678,7 @@
         <w:t xml:space="preserve">☐  </w:t>
       </w:r>
       <w:r>
-        <w:t>Numbered RQ list with Type labels (≥ 10 RQs; ≥ 1 Difference; ≥ 1 Association)</w:t>
+        <w:t>Numbered RQ list with Type labels (≥ 10 RQs; ≥ 1 Differences; ≥ 1 Association)</w:t>
       </w:r>
     </w:p>
     <w:p>
@@ -911,7 +911,7 @@
               <w:rPr>
                 <w:sz w:val="19"/>
               </w:rPr>
-              <w:t>Likert rule applied; no "mean" listed as a test; Association rows pair two continuous variables; chi-square RQs phrased as Difference</w:t>
+              <w:t>Likert rule applied; no "mean" listed as a test; Association rows pair two continuous variables; chi-square RQs phrased as Differences</w:t>
             </w:r>
           </w:p>
         </w:tc>
@@ -1638,7 +1638,7 @@
               <w:rPr>
                 <w:sz w:val="18"/>
               </w:rPr>
-              <w:t>Difference</w:t>
+              <w:t>Differences</w:t>
             </w:r>
           </w:p>
         </w:tc>

--- a/hub/files/PA6.docx
+++ b/hub/files/PA6.docx
@@ -171,7 +171,20 @@
               <w:rPr>
                 <w:sz w:val="19"/>
               </w:rPr>
-              <w:t>Canvas — one PDF: numbered RQ list + filled RQ cards (Appendix A) + comparison plan (Appendix B)</w:t>
+              <w:t xml:space="preserve">Canvas — one </w:t>
+            </w:r>
+            <w:r>
+              <w:rPr>
+                <w:b/>
+                <w:sz w:val="19"/>
+              </w:rPr>
+              <w:t>.docx</w:t>
+            </w:r>
+            <w:r>
+              <w:rPr>
+                <w:sz w:val="19"/>
+              </w:rPr>
+              <w:t>: numbered RQ list + filled RQ cards (Appendix A) + comparison plan (Appendix B)</w:t>
             </w:r>
           </w:p>
         </w:tc>
@@ -582,8 +595,12 @@
     </w:p>
     <w:p>
       <w:pPr>
-        <w:pStyle w:val="ListNumber"/>
+        <w:ind w:left="432" w:hanging="432"/>
       </w:pPr>
+      <w:r>
+        <w:t>1.</w:t>
+        <w:tab/>
+      </w:r>
       <w:r>
         <w:rPr>
           <w:b/>
@@ -596,8 +613,12 @@
     </w:p>
     <w:p>
       <w:pPr>
-        <w:pStyle w:val="ListNumber"/>
+        <w:ind w:left="432" w:hanging="432"/>
       </w:pPr>
+      <w:r>
+        <w:t>2.</w:t>
+        <w:tab/>
+      </w:r>
       <w:r>
         <w:rPr>
           <w:b/>
@@ -610,8 +631,12 @@
     </w:p>
     <w:p>
       <w:pPr>
-        <w:pStyle w:val="ListNumber"/>
+        <w:ind w:left="432" w:hanging="432"/>
       </w:pPr>
+      <w:r>
+        <w:t>3.</w:t>
+        <w:tab/>
+      </w:r>
       <w:r>
         <w:rPr>
           <w:b/>
@@ -633,8 +658,12 @@
     </w:p>
     <w:p>
       <w:pPr>
-        <w:pStyle w:val="ListNumber"/>
+        <w:ind w:left="432" w:hanging="432"/>
       </w:pPr>
+      <w:r>
+        <w:t>4.</w:t>
+        <w:tab/>
+      </w:r>
       <w:r>
         <w:rPr>
           <w:b/>
@@ -647,8 +676,12 @@
     </w:p>
     <w:p>
       <w:pPr>
-        <w:pStyle w:val="ListNumber"/>
+        <w:ind w:left="432" w:hanging="432"/>
       </w:pPr>
+      <w:r>
+        <w:t>5.</w:t>
+        <w:tab/>
+      </w:r>
       <w:r>
         <w:rPr>
           <w:b/>

--- a/hub/files/PA6.docx
+++ b/hub/files/PA6.docx
@@ -248,16 +248,16 @@
         <w:t>aytm professional panel (n = 600)</w:t>
       </w:r>
       <w:r>
-        <w:t xml:space="preserve"> and your </w:t>
+        <w:t xml:space="preserve"> and the </w:t>
       </w:r>
       <w:r>
         <w:rPr>
           <w:b/>
         </w:rPr>
-        <w:t>student-collected Google Forms survey</w:t>
+        <w:t>class survey</w:t>
       </w:r>
       <w:r>
-        <w:t>. A tight plan makes PA7 an execution exercise; a loose one is where teams lose the most points in the whole project.</w:t>
+        <w:t xml:space="preserve"> — the aytm questionnaire plus a demographic block on the official Google Form (prior cohort + this term's PA5.5 wave). Because the class survey shares the aytm items, one Q# serves both. A tight plan makes PA7 an execution exercise; a loose one is where teams lose the most points in the whole project.</w:t>
       </w:r>
     </w:p>
     <w:p>
@@ -476,7 +476,13 @@
                 <w:b/>
                 <w:sz w:val="19"/>
               </w:rPr>
-              <w:t>Pearson correlation, two continuous variables only</w:t>
+              <w:t>Pearson correlation, two interval-level variables only</w:t>
+            </w:r>
+            <w:r>
+              <w:rPr>
+                <w:sz w:val="19"/>
+              </w:rPr>
+              <w:t xml:space="preserve"> (5+-point Likert or a true number)</w:t>
             </w:r>
           </w:p>
         </w:tc>
@@ -608,7 +614,16 @@
         <w:t>Number your research questions</w:t>
       </w:r>
       <w:r>
-        <w:t xml:space="preserve"> (revised per PA3 feedback): ≥ 10 total, each labeled Descriptive / Differences / Association, with ≥ 1 Differences and ≥ 1 Association.</w:t>
+        <w:t xml:space="preserve"> (revised per PA3 feedback): ≥ 10 total, each labeled Descriptive / Differences / Association, with ≥ 1 Differences and ≥ 1 Association. </w:t>
+      </w:r>
+      <w:r>
+        <w:rPr>
+          <w:b/>
+        </w:rPr>
+        <w:t>The aytm instrument governs:</w:t>
+      </w:r>
+      <w:r>
+        <w:t xml:space="preserve"> an RQ with no aytm item is rewritten or replaced now, not in PA7.</w:t>
       </w:r>
     </w:p>
     <w:p>
@@ -644,7 +659,7 @@
         <w:t>Plan the two-source comparison</w:t>
       </w:r>
       <w:r>
-        <w:t xml:space="preserve"> (Appendix B): 3–5 metrics measurable in both sources, the statistic to report per metric, and </w:t>
+        <w:t xml:space="preserve"> (Appendix B): 5 metrics measurable in both sources (the same 5 you will compare in PA7), the statistic to report per metric, and </w:t>
       </w:r>
       <w:r>
         <w:rPr>
@@ -671,7 +686,7 @@
         <w:t>State the instrument differences</w:t>
       </w:r>
       <w:r>
-        <w:t xml:space="preserve"> and which RQs they touch: aytm is PII-free (no demographics), national, screened for outdoor space; your survey is convenience-based, SoCal, with wording tweaks.</w:t>
+        <w:t xml:space="preserve"> and which RQs they touch: aytm is national, screened for outdoor space, no demographics; the class survey is convenience-based, SoCal, and carries the demographic block.</w:t>
       </w:r>
     </w:p>
     <w:p>
@@ -944,7 +959,7 @@
               <w:rPr>
                 <w:sz w:val="19"/>
               </w:rPr>
-              <w:t>Likert rule applied; no "mean" listed as a test; Association rows pair two continuous variables; chi-square RQs phrased as Differences</w:t>
+              <w:t>Likert rule applied; no "mean" listed as a test; Association rows pair two interval-level variables; chi-square RQs phrased as Differences</w:t>
             </w:r>
           </w:p>
         </w:tc>
@@ -1000,7 +1015,7 @@
               <w:rPr>
                 <w:sz w:val="19"/>
               </w:rPr>
-              <w:t>3–5 Q-numbered metrics, a statistic per metric, ≥ 3 numeric thresholds, instrument differences tied to specific RQs</w:t>
+              <w:t>5 Q-numbered metrics, a statistic per metric, ≥ 3 numeric thresholds, instrument differences tied to specific RQs</w:t>
             </w:r>
           </w:p>
         </w:tc>
@@ -1936,7 +1951,7 @@
     </w:p>
     <w:p>
       <w:r>
-        <w:t>"Value-to-be" cells stay descriptive in PA6 — name the statistic you will compute in PA7 (e.g., "mean + top-2-box %" or "% per category + modal category"), not a number. Cross-source comparison in this course is descriptive only: no inferential test across sources.</w:t>
+        <w:t>The two "fill in PA7" columns stay empty now; the Statistic column names what you will compute in PA7 (e.g., "mean + top-2-box %" or "% per category + modal category"), not a number. Cross-source comparison in this course is descriptive only: no inferential test across sources.</w:t>
       </w:r>
     </w:p>
     <w:p>
@@ -2040,7 +2055,7 @@
                 <w:b/>
                 <w:sz w:val="18"/>
               </w:rPr>
-              <w:t>aytm value-to-be</w:t>
+              <w:t>aytm (fill in PA7)</w:t>
             </w:r>
           </w:p>
         </w:tc>
@@ -2060,7 +2075,7 @@
                 <w:b/>
                 <w:sz w:val="18"/>
               </w:rPr>
-              <w:t>Student value-to-be</w:t>
+              <w:t>Class survey (fill in PA7)</w:t>
             </w:r>
           </w:p>
         </w:tc>

--- a/hub/files/PA6.docx
+++ b/hub/files/PA6.docx
@@ -95,7 +95,7 @@
               <w:rPr>
                 <w:sz w:val="19"/>
               </w:rPr>
-              <w:t>Sunday Oct 25, 11:59 PM</w:t>
+              <w:t>Friday Oct 23, 11:59 PM</w:t>
             </w:r>
           </w:p>
         </w:tc>

--- a/hub/files/PA6.docx
+++ b/hub/files/PA6.docx
@@ -95,7 +95,7 @@
               <w:rPr>
                 <w:sz w:val="19"/>
               </w:rPr>
-              <w:t>Friday Oct 23, 11:59 PM</w:t>
+              <w:t>Tuesday Oct 27, 11:59 PM</w:t>
             </w:r>
           </w:p>
         </w:tc>

--- a/hub/files/PA6.docx
+++ b/hub/files/PA6.docx
@@ -28,13 +28,11 @@
           <w:p>
             <w:r>
               <w:rPr>
-                <w:b/>
                 <w:sz w:val="19"/>
               </w:rPr>
             </w:r>
             <w:r>
               <w:rPr>
-                <w:b/>
                 <w:sz w:val="19"/>
               </w:rPr>
               <w:t>Points</w:t>
@@ -48,13 +46,11 @@
           <w:p>
             <w:r>
               <w:rPr>
-                <w:b/>
                 <w:sz w:val="19"/>
               </w:rPr>
             </w:r>
             <w:r>
               <w:rPr>
-                <w:b/>
                 <w:sz w:val="19"/>
               </w:rPr>
               <w:t>5 (term project — graded on the /100 rubric below, scaled to 5 pts)</w:t>
@@ -184,7 +180,20 @@
               <w:rPr>
                 <w:sz w:val="19"/>
               </w:rPr>
-              <w:t>: numbered RQ list + filled RQ cards (Appendix A) + comparison plan (Appendix B)</w:t>
+              <w:t xml:space="preserve">, the filled </w:t>
+            </w:r>
+            <w:r>
+              <w:rPr>
+                <w:b/>
+                <w:sz w:val="19"/>
+              </w:rPr>
+              <w:t>submission template</w:t>
+            </w:r>
+            <w:r>
+              <w:rPr>
+                <w:sz w:val="19"/>
+              </w:rPr>
+              <w:t xml:space="preserve"> (PA6_Assignment_Description_Template.docx): numbered RQ list + filled RQ cards (Appendix A) + comparison plan (Appendix B)</w:t>
             </w:r>
           </w:p>
         </w:tc>
@@ -227,6 +236,26 @@
       </w:r>
       <w:r>
         <w:t xml:space="preserve"> — the Analysis pack's pick-the-test-per-RQ page) → Now the real thing: the plan you will execute on Neo Smart Living's actual data in PA7.</w:t>
+      </w:r>
+    </w:p>
+    <w:p>
+      <w:r>
+        <w:rPr>
+          <w:b/>
+        </w:rPr>
+        <w:t>Two files to download.</w:t>
+      </w:r>
+      <w:r>
+        <w:t xml:space="preserve"> This brief is the instructions. Your team types its plan only in the </w:t>
+      </w:r>
+      <w:r>
+        <w:rPr>
+          <w:b/>
+        </w:rPr>
+        <w:t>submission template</w:t>
+      </w:r>
+      <w:r>
+        <w:t xml:space="preserve"> (PA6_Assignment_Description_Template.docx), and that is the file you upload.</w:t>
       </w:r>
     </w:p>
     <w:p>
@@ -641,7 +670,7 @@
         <w:t>Fill one RQ card per question</w:t>
       </w:r>
       <w:r>
-        <w:t xml:space="preserve"> (Appendix A): aytm Q#, variables — grouping vs. analysis separated for Differences RQs — level of measurement, the descriptive statistic OR statistical test, and the expected output.</w:t>
+        <w:t xml:space="preserve"> (Appendix A in the submission template): aytm Q#, variables — grouping vs. analysis separated for Differences RQs — level of measurement, the descriptive statistic OR statistical test, and the expected output.</w:t>
       </w:r>
     </w:p>
     <w:p>
@@ -659,7 +688,7 @@
         <w:t>Plan the two-source comparison</w:t>
       </w:r>
       <w:r>
-        <w:t xml:space="preserve"> (Appendix B): 5 metrics measurable in both sources (the same 5 you will compare in PA7), the statistic to report per metric, and </w:t>
+        <w:t xml:space="preserve"> (Appendix B in the submission template): 5 metrics measurable in both sources (the same 5 you will compare in PA7), the statistic to report per metric, and </w:t>
       </w:r>
       <w:r>
         <w:rPr>
@@ -713,6 +742,29 @@
       </w:pPr>
       <w:r>
         <w:t>What to submit</w:t>
+      </w:r>
+    </w:p>
+    <w:p>
+      <w:pPr>
+        <w:ind w:left="360"/>
+      </w:pPr>
+      <w:r>
+        <w:rPr>
+          <w:b/>
+        </w:rPr>
+        <w:t xml:space="preserve">☐  </w:t>
+      </w:r>
+      <w:r>
+        <w:t xml:space="preserve">The filled </w:t>
+      </w:r>
+      <w:r>
+        <w:rPr>
+          <w:b/>
+        </w:rPr>
+        <w:t>submission template</w:t>
+      </w:r>
+      <w:r>
+        <w:t>, holding everything below</w:t>
       </w:r>
     </w:p>
     <w:p>
@@ -1193,6 +1245,49 @@
     </w:p>
     <w:p>
       <w:pPr>
+        <w:ind w:left="432"/>
+      </w:pPr>
+      <w:r>
+        <w:rPr>
+          <w:b/>
+          <w:i/>
+          <w:sz w:val="19"/>
+        </w:rPr>
+        <w:t>Fill this in the separate submission template, not here:</w:t>
+      </w:r>
+      <w:r>
+        <w:rPr>
+          <w:i/>
+          <w:sz w:val="19"/>
+        </w:rPr>
+        <w:t xml:space="preserve"> download </w:t>
+      </w:r>
+      <w:r>
+        <w:rPr>
+          <w:b/>
+          <w:i/>
+          <w:sz w:val="19"/>
+        </w:rPr>
+        <w:t>PA6_Assignment_Description_Template.docx</w:t>
+      </w:r>
+      <w:r>
+        <w:rPr>
+          <w:i/>
+          <w:sz w:val="19"/>
+        </w:rPr>
+        <w:t xml:space="preserve"> (next to this brief on the Course Hub and in Canvas), fill it in, and upload that file. This document is instructions only; nothing in it is graded.</w:t>
+      </w:r>
+    </w:p>
+    <w:p>
+      <w:pPr>
+        <w:pStyle w:val="Heading3"/>
+      </w:pPr>
+      <w:r>
+        <w:t>Filled example cards — one per RQ type</w:t>
+      </w:r>
+    </w:p>
+    <w:p>
+      <w:pPr>
         <w:sectPr>
           <w:pgSz w:w="12240" w:h="15840"/>
           <w:pgMar w:top="1008" w:right="1152" w:bottom="1008" w:left="1152" w:header="720" w:footer="720" w:gutter="0"/>
@@ -1200,173 +1295,6 @@
           <w:docGrid w:linePitch="360"/>
         </w:sectPr>
       </w:pPr>
-    </w:p>
-    <w:tbl>
-      <w:tblPr>
-        <w:tblStyle w:val="TableGrid"/>
-        <w:tblW w:type="auto" w:w="0"/>
-        <w:tblLook w:firstColumn="1" w:firstRow="1" w:lastColumn="0" w:lastRow="0" w:noHBand="0" w:noVBand="1" w:val="04A0"/>
-      </w:tblPr>
-      <w:tblGrid>
-        <w:gridCol w:w="2016"/>
-        <w:gridCol w:w="2016"/>
-        <w:gridCol w:w="2016"/>
-        <w:gridCol w:w="2016"/>
-        <w:gridCol w:w="2016"/>
-        <w:gridCol w:w="2016"/>
-        <w:gridCol w:w="2016"/>
-      </w:tblGrid>
-      <w:tr>
-        <w:tc>
-          <w:tcPr>
-            <w:tcW w:type="dxa" w:w="2016"/>
-          </w:tcPr>
-          <w:p>
-            <w:r>
-              <w:rPr>
-                <w:b/>
-                <w:sz w:val="18"/>
-              </w:rPr>
-            </w:r>
-            <w:r>
-              <w:rPr>
-                <w:b/>
-                <w:sz w:val="18"/>
-              </w:rPr>
-              <w:t>RQ</w:t>
-            </w:r>
-          </w:p>
-        </w:tc>
-        <w:tc>
-          <w:tcPr>
-            <w:tcW w:type="dxa" w:w="2016"/>
-          </w:tcPr>
-          <w:p>
-            <w:r>
-              <w:rPr>
-                <w:b/>
-                <w:sz w:val="18"/>
-              </w:rPr>
-            </w:r>
-            <w:r>
-              <w:rPr>
-                <w:b/>
-                <w:sz w:val="18"/>
-              </w:rPr>
-              <w:t>Type</w:t>
-            </w:r>
-          </w:p>
-        </w:tc>
-        <w:tc>
-          <w:tcPr>
-            <w:tcW w:type="dxa" w:w="2016"/>
-          </w:tcPr>
-          <w:p>
-            <w:r>
-              <w:rPr>
-                <w:b/>
-                <w:sz w:val="18"/>
-              </w:rPr>
-            </w:r>
-            <w:r>
-              <w:rPr>
-                <w:b/>
-                <w:sz w:val="18"/>
-              </w:rPr>
-              <w:t>aytm Q#</w:t>
-            </w:r>
-          </w:p>
-        </w:tc>
-        <w:tc>
-          <w:tcPr>
-            <w:tcW w:type="dxa" w:w="2016"/>
-          </w:tcPr>
-          <w:p>
-            <w:r>
-              <w:rPr>
-                <w:b/>
-                <w:sz w:val="18"/>
-              </w:rPr>
-            </w:r>
-            <w:r>
-              <w:rPr>
-                <w:b/>
-                <w:sz w:val="18"/>
-              </w:rPr>
-              <w:t>Variables (grouping vs. analysis)</w:t>
-            </w:r>
-          </w:p>
-        </w:tc>
-        <w:tc>
-          <w:tcPr>
-            <w:tcW w:type="dxa" w:w="2016"/>
-          </w:tcPr>
-          <w:p>
-            <w:r>
-              <w:rPr>
-                <w:b/>
-                <w:sz w:val="18"/>
-              </w:rPr>
-            </w:r>
-            <w:r>
-              <w:rPr>
-                <w:b/>
-                <w:sz w:val="18"/>
-              </w:rPr>
-              <w:t>Level of measurement</w:t>
-            </w:r>
-          </w:p>
-        </w:tc>
-        <w:tc>
-          <w:tcPr>
-            <w:tcW w:type="dxa" w:w="2016"/>
-          </w:tcPr>
-          <w:p>
-            <w:r>
-              <w:rPr>
-                <w:b/>
-                <w:sz w:val="18"/>
-              </w:rPr>
-            </w:r>
-            <w:r>
-              <w:rPr>
-                <w:b/>
-                <w:sz w:val="18"/>
-              </w:rPr>
-              <w:t>Descriptive stat OR test</w:t>
-            </w:r>
-          </w:p>
-        </w:tc>
-        <w:tc>
-          <w:tcPr>
-            <w:tcW w:type="dxa" w:w="2016"/>
-          </w:tcPr>
-          <w:p>
-            <w:r>
-              <w:rPr>
-                <w:b/>
-                <w:sz w:val="18"/>
-              </w:rPr>
-            </w:r>
-            <w:r>
-              <w:rPr>
-                <w:b/>
-                <w:sz w:val="18"/>
-              </w:rPr>
-              <w:t>Expected output</w:t>
-            </w:r>
-          </w:p>
-        </w:tc>
-      </w:tr>
-    </w:tbl>
-    <w:p/>
-    <w:p>
-      <w:pPr>
-        <w:pStyle w:val="Heading3"/>
-      </w:pPr>
-      <w:r>
-        <w:t>Filled example cards — one per RQ type</w:t>
-      </w:r>
     </w:p>
     <w:tbl>
       <w:tblPr>
@@ -1950,167 +1878,21 @@
       </w:r>
     </w:p>
     <w:p>
+      <w:pPr>
+        <w:ind w:left="432"/>
+      </w:pPr>
+      <w:r>
+        <w:rPr>
+          <w:i/>
+          <w:sz w:val="19"/>
+        </w:rPr>
+        <w:t>In the submission template (PA6_Assignment_Description_Template.docx).</w:t>
+      </w:r>
+    </w:p>
+    <w:p>
       <w:r>
         <w:t>The two "fill in PA7" columns stay empty now; the Statistic column names what you will compute in PA7 (e.g., "mean + top-2-box %" or "% per category + modal category"), not a number. Cross-source comparison in this course is descriptive only: no inferential test across sources.</w:t>
       </w:r>
-    </w:p>
-    <w:p>
-      <w:pPr>
-        <w:sectPr>
-          <w:pgSz w:w="12240" w:h="15840"/>
-          <w:pgMar w:top="1008" w:right="1152" w:bottom="1008" w:left="1152" w:header="720" w:footer="720" w:gutter="0"/>
-          <w:cols w:space="720"/>
-          <w:docGrid w:linePitch="360"/>
-        </w:sectPr>
-      </w:pPr>
-    </w:p>
-    <w:tbl>
-      <w:tblPr>
-        <w:tblStyle w:val="TableGrid"/>
-        <w:tblW w:type="auto" w:w="0"/>
-        <w:tblLook w:firstColumn="1" w:firstRow="1" w:lastColumn="0" w:lastRow="0" w:noHBand="0" w:noVBand="1" w:val="04A0"/>
-      </w:tblPr>
-      <w:tblGrid>
-        <w:gridCol w:w="2352"/>
-        <w:gridCol w:w="2352"/>
-        <w:gridCol w:w="2352"/>
-        <w:gridCol w:w="2352"/>
-        <w:gridCol w:w="2352"/>
-        <w:gridCol w:w="2352"/>
-      </w:tblGrid>
-      <w:tr>
-        <w:tc>
-          <w:tcPr>
-            <w:tcW w:type="dxa" w:w="2352"/>
-          </w:tcPr>
-          <w:p>
-            <w:r>
-              <w:rPr>
-                <w:b/>
-                <w:sz w:val="18"/>
-              </w:rPr>
-            </w:r>
-            <w:r>
-              <w:rPr>
-                <w:b/>
-                <w:sz w:val="18"/>
-              </w:rPr>
-              <w:t>Metric</w:t>
-            </w:r>
-          </w:p>
-        </w:tc>
-        <w:tc>
-          <w:tcPr>
-            <w:tcW w:type="dxa" w:w="2352"/>
-          </w:tcPr>
-          <w:p>
-            <w:r>
-              <w:rPr>
-                <w:b/>
-                <w:sz w:val="18"/>
-              </w:rPr>
-            </w:r>
-            <w:r>
-              <w:rPr>
-                <w:b/>
-                <w:sz w:val="18"/>
-              </w:rPr>
-              <w:t>aytm Q#</w:t>
-            </w:r>
-          </w:p>
-        </w:tc>
-        <w:tc>
-          <w:tcPr>
-            <w:tcW w:type="dxa" w:w="2352"/>
-          </w:tcPr>
-          <w:p>
-            <w:r>
-              <w:rPr>
-                <w:b/>
-                <w:sz w:val="18"/>
-              </w:rPr>
-            </w:r>
-            <w:r>
-              <w:rPr>
-                <w:b/>
-                <w:sz w:val="18"/>
-              </w:rPr>
-              <w:t>Statistic</w:t>
-            </w:r>
-          </w:p>
-        </w:tc>
-        <w:tc>
-          <w:tcPr>
-            <w:tcW w:type="dxa" w:w="2352"/>
-          </w:tcPr>
-          <w:p>
-            <w:r>
-              <w:rPr>
-                <w:b/>
-                <w:sz w:val="18"/>
-              </w:rPr>
-            </w:r>
-            <w:r>
-              <w:rPr>
-                <w:b/>
-                <w:sz w:val="18"/>
-              </w:rPr>
-              <w:t>aytm (fill in PA7)</w:t>
-            </w:r>
-          </w:p>
-        </w:tc>
-        <w:tc>
-          <w:tcPr>
-            <w:tcW w:type="dxa" w:w="2352"/>
-          </w:tcPr>
-          <w:p>
-            <w:r>
-              <w:rPr>
-                <w:b/>
-                <w:sz w:val="18"/>
-              </w:rPr>
-            </w:r>
-            <w:r>
-              <w:rPr>
-                <w:b/>
-                <w:sz w:val="18"/>
-              </w:rPr>
-              <w:t>Class survey (fill in PA7)</w:t>
-            </w:r>
-          </w:p>
-        </w:tc>
-        <w:tc>
-          <w:tcPr>
-            <w:tcW w:type="dxa" w:w="2352"/>
-          </w:tcPr>
-          <w:p>
-            <w:r>
-              <w:rPr>
-                <w:b/>
-                <w:sz w:val="18"/>
-              </w:rPr>
-            </w:r>
-            <w:r>
-              <w:rPr>
-                <w:b/>
-                <w:sz w:val="18"/>
-              </w:rPr>
-              <w:t>Convergence threshold (numeric)</w:t>
-            </w:r>
-          </w:p>
-        </w:tc>
-      </w:tr>
-    </w:tbl>
-    <w:p/>
-    <w:p>
-      <w:pPr>
-        <w:sectPr>
-          <w:pgSz w:w="15840" w:h="12240" w:orient="landscape"/>
-          <w:pgMar w:top="1008" w:right="864" w:bottom="1008" w:left="864" w:header="720" w:footer="720" w:gutter="0"/>
-          <w:cols w:space="720"/>
-          <w:docGrid w:linePitch="360"/>
-        </w:sectPr>
-      </w:pPr>
     </w:p>
     <w:sectPr>
       <w:pgSz w:w="12240" w:h="15840"/>
